--- a/Module-3/Session-7/session7.docx
+++ b/Module-3/Session-7/session7.docx
@@ -60,8 +60,56 @@
           <w:sz w:val="28"/>
           <w:szCs w:val="28"/>
         </w:rPr>
-        <w:t>Q-</w:t>
-      </w:r>
+        <w:t>Q-1:</w:t>
+      </w:r>
+      <w:r>
+        <w:rPr>
+          <w:sz w:val="28"/>
+          <w:szCs w:val="28"/>
+        </w:rPr>
+        <w:t xml:space="preserve"> Create a text file called my_fav_songs.txt and write the names of your 5 </w:t>
+      </w:r>
+      <w:proofErr w:type="spellStart"/>
+      <w:r>
+        <w:rPr>
+          <w:sz w:val="28"/>
+          <w:szCs w:val="28"/>
+        </w:rPr>
+        <w:t>favorite</w:t>
+      </w:r>
+      <w:proofErr w:type="spellEnd"/>
+      <w:r>
+        <w:rPr>
+          <w:sz w:val="28"/>
+          <w:szCs w:val="28"/>
+        </w:rPr>
+        <w:t xml:space="preserve"> songs into it using </w:t>
+      </w:r>
+      <w:proofErr w:type="spellStart"/>
+      <w:r>
+        <w:rPr>
+          <w:sz w:val="28"/>
+          <w:szCs w:val="28"/>
+        </w:rPr>
+        <w:t>ofstream</w:t>
+      </w:r>
+      <w:proofErr w:type="spellEnd"/>
+      <w:r>
+        <w:rPr>
+          <w:sz w:val="28"/>
+          <w:szCs w:val="28"/>
+        </w:rPr>
+        <w:t>.</w:t>
+      </w:r>
+    </w:p>
+    <w:p>
+      <w:pPr>
+        <w:ind w:left="1440"/>
+        <w:rPr>
+          <w:sz w:val="28"/>
+          <w:szCs w:val="28"/>
+        </w:rPr>
+      </w:pPr>
       <w:r>
         <w:rPr>
           <w:b/>
@@ -69,8 +117,359 @@
           <w:sz w:val="28"/>
           <w:szCs w:val="28"/>
         </w:rPr>
-        <w:t>1</w:t>
-      </w:r>
+        <w:t>Ans:</w:t>
+      </w:r>
+    </w:p>
+    <w:p>
+      <w:pPr>
+        <w:ind w:left="1440"/>
+        <w:rPr>
+          <w:sz w:val="28"/>
+          <w:szCs w:val="28"/>
+        </w:rPr>
+      </w:pPr>
+      <w:r>
+        <w:rPr>
+          <w:sz w:val="28"/>
+          <w:szCs w:val="28"/>
+        </w:rPr>
+        <w:t>#include&lt;iostream&gt;</w:t>
+      </w:r>
+    </w:p>
+    <w:p>
+      <w:pPr>
+        <w:ind w:left="1440"/>
+        <w:rPr>
+          <w:sz w:val="28"/>
+          <w:szCs w:val="28"/>
+        </w:rPr>
+      </w:pPr>
+      <w:r>
+        <w:rPr>
+          <w:sz w:val="28"/>
+          <w:szCs w:val="28"/>
+        </w:rPr>
+        <w:t>#include&lt;fstream&gt;</w:t>
+      </w:r>
+    </w:p>
+    <w:p>
+      <w:pPr>
+        <w:ind w:left="1440"/>
+        <w:rPr>
+          <w:sz w:val="28"/>
+          <w:szCs w:val="28"/>
+        </w:rPr>
+      </w:pPr>
+      <w:r>
+        <w:rPr>
+          <w:sz w:val="28"/>
+          <w:szCs w:val="28"/>
+        </w:rPr>
+        <w:t>using namespace std;</w:t>
+      </w:r>
+    </w:p>
+    <w:p>
+      <w:pPr>
+        <w:ind w:left="1440"/>
+        <w:rPr>
+          <w:sz w:val="28"/>
+          <w:szCs w:val="28"/>
+        </w:rPr>
+      </w:pPr>
+      <w:r>
+        <w:rPr>
+          <w:sz w:val="28"/>
+          <w:szCs w:val="28"/>
+        </w:rPr>
+        <w:t>int main(){</w:t>
+      </w:r>
+    </w:p>
+    <w:p>
+      <w:pPr>
+        <w:ind w:left="1440"/>
+        <w:rPr>
+          <w:sz w:val="28"/>
+          <w:szCs w:val="28"/>
+        </w:rPr>
+      </w:pPr>
+      <w:r>
+        <w:rPr>
+          <w:sz w:val="28"/>
+          <w:szCs w:val="28"/>
+        </w:rPr>
+        <w:tab/>
+      </w:r>
+      <w:proofErr w:type="spellStart"/>
+      <w:r>
+        <w:rPr>
+          <w:sz w:val="28"/>
+          <w:szCs w:val="28"/>
+        </w:rPr>
+        <w:t>ofstream</w:t>
+      </w:r>
+      <w:proofErr w:type="spellEnd"/>
+      <w:r>
+        <w:rPr>
+          <w:sz w:val="28"/>
+          <w:szCs w:val="28"/>
+        </w:rPr>
+        <w:t xml:space="preserve"> file("my_fav_songs.txt");</w:t>
+      </w:r>
+    </w:p>
+    <w:p>
+      <w:pPr>
+        <w:ind w:left="1440"/>
+        <w:rPr>
+          <w:sz w:val="28"/>
+          <w:szCs w:val="28"/>
+        </w:rPr>
+      </w:pPr>
+      <w:r>
+        <w:rPr>
+          <w:sz w:val="28"/>
+          <w:szCs w:val="28"/>
+        </w:rPr>
+        <w:tab/>
+        <w:t>file&lt;&lt;"</w:t>
+      </w:r>
+      <w:proofErr w:type="spellStart"/>
+      <w:r>
+        <w:rPr>
+          <w:sz w:val="28"/>
+          <w:szCs w:val="28"/>
+        </w:rPr>
+        <w:t>Saiyaara</w:t>
+      </w:r>
+      <w:proofErr w:type="spellEnd"/>
+      <w:r>
+        <w:rPr>
+          <w:sz w:val="28"/>
+          <w:szCs w:val="28"/>
+        </w:rPr>
+        <w:t xml:space="preserve"> \n";</w:t>
+      </w:r>
+    </w:p>
+    <w:p>
+      <w:pPr>
+        <w:ind w:left="1440"/>
+        <w:rPr>
+          <w:sz w:val="28"/>
+          <w:szCs w:val="28"/>
+        </w:rPr>
+      </w:pPr>
+      <w:r>
+        <w:rPr>
+          <w:sz w:val="28"/>
+          <w:szCs w:val="28"/>
+        </w:rPr>
+        <w:tab/>
+        <w:t xml:space="preserve">file&lt;&lt;"Tum hi </w:t>
+      </w:r>
+      <w:proofErr w:type="spellStart"/>
+      <w:r>
+        <w:rPr>
+          <w:sz w:val="28"/>
+          <w:szCs w:val="28"/>
+        </w:rPr>
+        <w:t>ho</w:t>
+      </w:r>
+      <w:proofErr w:type="spellEnd"/>
+      <w:r>
+        <w:rPr>
+          <w:sz w:val="28"/>
+          <w:szCs w:val="28"/>
+        </w:rPr>
+        <w:t xml:space="preserve"> \n";</w:t>
+      </w:r>
+    </w:p>
+    <w:p>
+      <w:pPr>
+        <w:ind w:left="1440"/>
+        <w:rPr>
+          <w:sz w:val="28"/>
+          <w:szCs w:val="28"/>
+        </w:rPr>
+      </w:pPr>
+      <w:r>
+        <w:rPr>
+          <w:sz w:val="28"/>
+          <w:szCs w:val="28"/>
+        </w:rPr>
+        <w:tab/>
+        <w:t>file&lt;&lt;"Hanuman Chalisa \n";</w:t>
+      </w:r>
+    </w:p>
+    <w:p>
+      <w:pPr>
+        <w:ind w:left="1440"/>
+        <w:rPr>
+          <w:sz w:val="28"/>
+          <w:szCs w:val="28"/>
+        </w:rPr>
+      </w:pPr>
+      <w:r>
+        <w:rPr>
+          <w:sz w:val="28"/>
+          <w:szCs w:val="28"/>
+        </w:rPr>
+        <w:tab/>
+        <w:t>file&lt;&lt;"Perfect \n";</w:t>
+      </w:r>
+    </w:p>
+    <w:p>
+      <w:pPr>
+        <w:ind w:left="1440"/>
+        <w:rPr>
+          <w:sz w:val="28"/>
+          <w:szCs w:val="28"/>
+        </w:rPr>
+      </w:pPr>
+      <w:r>
+        <w:rPr>
+          <w:sz w:val="28"/>
+          <w:szCs w:val="28"/>
+        </w:rPr>
+        <w:tab/>
+        <w:t>file&lt;&lt;"</w:t>
+      </w:r>
+      <w:proofErr w:type="spellStart"/>
+      <w:r>
+        <w:rPr>
+          <w:sz w:val="28"/>
+          <w:szCs w:val="28"/>
+        </w:rPr>
+        <w:t>Kesariya</w:t>
+      </w:r>
+      <w:proofErr w:type="spellEnd"/>
+      <w:r>
+        <w:rPr>
+          <w:sz w:val="28"/>
+          <w:szCs w:val="28"/>
+        </w:rPr>
+        <w:t xml:space="preserve"> \n";</w:t>
+      </w:r>
+    </w:p>
+    <w:p>
+      <w:pPr>
+        <w:ind w:left="1440"/>
+        <w:rPr>
+          <w:sz w:val="28"/>
+          <w:szCs w:val="28"/>
+        </w:rPr>
+      </w:pPr>
+      <w:r>
+        <w:rPr>
+          <w:sz w:val="28"/>
+          <w:szCs w:val="28"/>
+        </w:rPr>
+        <w:tab/>
+      </w:r>
+    </w:p>
+    <w:p>
+      <w:pPr>
+        <w:ind w:left="1440"/>
+        <w:rPr>
+          <w:sz w:val="28"/>
+          <w:szCs w:val="28"/>
+        </w:rPr>
+      </w:pPr>
+      <w:r>
+        <w:rPr>
+          <w:sz w:val="28"/>
+          <w:szCs w:val="28"/>
+        </w:rPr>
+        <w:tab/>
+      </w:r>
+      <w:proofErr w:type="spellStart"/>
+      <w:r>
+        <w:rPr>
+          <w:sz w:val="28"/>
+          <w:szCs w:val="28"/>
+        </w:rPr>
+        <w:t>file.close</w:t>
+      </w:r>
+      <w:proofErr w:type="spellEnd"/>
+      <w:r>
+        <w:rPr>
+          <w:sz w:val="28"/>
+          <w:szCs w:val="28"/>
+        </w:rPr>
+        <w:t>();</w:t>
+      </w:r>
+    </w:p>
+    <w:p>
+      <w:pPr>
+        <w:ind w:left="1440"/>
+        <w:rPr>
+          <w:sz w:val="28"/>
+          <w:szCs w:val="28"/>
+        </w:rPr>
+      </w:pPr>
+      <w:r>
+        <w:rPr>
+          <w:sz w:val="28"/>
+          <w:szCs w:val="28"/>
+        </w:rPr>
+        <w:tab/>
+      </w:r>
+      <w:proofErr w:type="spellStart"/>
+      <w:r>
+        <w:rPr>
+          <w:sz w:val="28"/>
+          <w:szCs w:val="28"/>
+        </w:rPr>
+        <w:t>cout</w:t>
+      </w:r>
+      <w:proofErr w:type="spellEnd"/>
+      <w:r>
+        <w:rPr>
+          <w:sz w:val="28"/>
+          <w:szCs w:val="28"/>
+        </w:rPr>
+        <w:t>&lt;&lt;"5 favourite songs saved successfully!";</w:t>
+      </w:r>
+    </w:p>
+    <w:p>
+      <w:pPr>
+        <w:ind w:left="1440"/>
+        <w:rPr>
+          <w:sz w:val="28"/>
+          <w:szCs w:val="28"/>
+        </w:rPr>
+      </w:pPr>
+      <w:r>
+        <w:rPr>
+          <w:sz w:val="28"/>
+          <w:szCs w:val="28"/>
+        </w:rPr>
+        <w:tab/>
+        <w:t>return 0;</w:t>
+      </w:r>
+    </w:p>
+    <w:p>
+      <w:pPr>
+        <w:ind w:left="1440"/>
+        <w:rPr>
+          <w:sz w:val="28"/>
+          <w:szCs w:val="28"/>
+        </w:rPr>
+      </w:pPr>
+      <w:r>
+        <w:rPr>
+          <w:sz w:val="28"/>
+          <w:szCs w:val="28"/>
+        </w:rPr>
+        <w:t>}</w:t>
+      </w:r>
+    </w:p>
+    <w:p>
+      <w:pPr>
+        <w:ind w:left="1440"/>
+        <w:rPr>
+          <w:sz w:val="28"/>
+          <w:szCs w:val="28"/>
+        </w:rPr>
+      </w:pPr>
       <w:r>
         <w:rPr>
           <w:b/>
@@ -78,53 +477,30 @@
           <w:sz w:val="28"/>
           <w:szCs w:val="28"/>
         </w:rPr>
-        <w:t>:</w:t>
-      </w:r>
-      <w:r>
-        <w:rPr>
-          <w:sz w:val="28"/>
-          <w:szCs w:val="28"/>
-        </w:rPr>
-        <w:t xml:space="preserve"> </w:t>
-      </w:r>
-      <w:r>
-        <w:rPr>
-          <w:sz w:val="28"/>
-          <w:szCs w:val="28"/>
-        </w:rPr>
-        <w:t xml:space="preserve">Create a text file called my_fav_songs.txt and write the names of your 5 </w:t>
-      </w:r>
-      <w:proofErr w:type="spellStart"/>
-      <w:r>
-        <w:rPr>
-          <w:sz w:val="28"/>
-          <w:szCs w:val="28"/>
-        </w:rPr>
-        <w:t>favorite</w:t>
-      </w:r>
-      <w:proofErr w:type="spellEnd"/>
-      <w:r>
-        <w:rPr>
-          <w:sz w:val="28"/>
-          <w:szCs w:val="28"/>
-        </w:rPr>
-        <w:t xml:space="preserve"> songs into it using </w:t>
-      </w:r>
-      <w:proofErr w:type="spellStart"/>
-      <w:r>
-        <w:rPr>
-          <w:sz w:val="28"/>
-          <w:szCs w:val="28"/>
-        </w:rPr>
-        <w:t>ofstream</w:t>
-      </w:r>
-      <w:proofErr w:type="spellEnd"/>
-      <w:r>
-        <w:rPr>
-          <w:sz w:val="28"/>
-          <w:szCs w:val="28"/>
-        </w:rPr>
-        <w:t>.</w:t>
+        <w:t xml:space="preserve">Q-2: </w:t>
+      </w:r>
+      <w:r>
+        <w:rPr>
+          <w:sz w:val="28"/>
+          <w:szCs w:val="28"/>
+        </w:rPr>
+        <w:t xml:space="preserve">Read all song names from my_fav_songs.txt using </w:t>
+      </w:r>
+      <w:proofErr w:type="spellStart"/>
+      <w:r>
+        <w:rPr>
+          <w:sz w:val="28"/>
+          <w:szCs w:val="28"/>
+        </w:rPr>
+        <w:t>ifstream</w:t>
+      </w:r>
+      <w:proofErr w:type="spellEnd"/>
+      <w:r>
+        <w:rPr>
+          <w:sz w:val="28"/>
+          <w:szCs w:val="28"/>
+        </w:rPr>
+        <w:t xml:space="preserve"> and display each song on a new line in the console.</w:t>
       </w:r>
     </w:p>
     <w:p>
@@ -142,8 +518,331 @@
           <w:sz w:val="28"/>
           <w:szCs w:val="28"/>
         </w:rPr>
-        <w:t>Q-</w:t>
-      </w:r>
+        <w:t>Ans:</w:t>
+      </w:r>
+    </w:p>
+    <w:p>
+      <w:pPr>
+        <w:ind w:left="1440"/>
+        <w:rPr>
+          <w:sz w:val="28"/>
+          <w:szCs w:val="28"/>
+        </w:rPr>
+      </w:pPr>
+      <w:r>
+        <w:rPr>
+          <w:sz w:val="28"/>
+          <w:szCs w:val="28"/>
+        </w:rPr>
+        <w:t>#include &lt;iostream&gt;</w:t>
+      </w:r>
+    </w:p>
+    <w:p>
+      <w:pPr>
+        <w:ind w:left="1440"/>
+        <w:rPr>
+          <w:sz w:val="28"/>
+          <w:szCs w:val="28"/>
+        </w:rPr>
+      </w:pPr>
+      <w:r>
+        <w:rPr>
+          <w:sz w:val="28"/>
+          <w:szCs w:val="28"/>
+        </w:rPr>
+        <w:t>#include &lt;</w:t>
+      </w:r>
+      <w:proofErr w:type="spellStart"/>
+      <w:r>
+        <w:rPr>
+          <w:sz w:val="28"/>
+          <w:szCs w:val="28"/>
+        </w:rPr>
+        <w:t>fstream</w:t>
+      </w:r>
+      <w:proofErr w:type="spellEnd"/>
+      <w:r>
+        <w:rPr>
+          <w:sz w:val="28"/>
+          <w:szCs w:val="28"/>
+        </w:rPr>
+        <w:t>&gt;</w:t>
+      </w:r>
+    </w:p>
+    <w:p>
+      <w:pPr>
+        <w:ind w:left="1440"/>
+        <w:rPr>
+          <w:sz w:val="28"/>
+          <w:szCs w:val="28"/>
+        </w:rPr>
+      </w:pPr>
+      <w:r>
+        <w:rPr>
+          <w:sz w:val="28"/>
+          <w:szCs w:val="28"/>
+        </w:rPr>
+        <w:lastRenderedPageBreak/>
+        <w:t>using namespace std;</w:t>
+      </w:r>
+    </w:p>
+    <w:p>
+      <w:pPr>
+        <w:ind w:left="1440"/>
+        <w:rPr>
+          <w:sz w:val="28"/>
+          <w:szCs w:val="28"/>
+        </w:rPr>
+      </w:pPr>
+      <w:r>
+        <w:rPr>
+          <w:sz w:val="28"/>
+          <w:szCs w:val="28"/>
+        </w:rPr>
+        <w:t>int main()</w:t>
+      </w:r>
+    </w:p>
+    <w:p>
+      <w:pPr>
+        <w:ind w:left="1440"/>
+        <w:rPr>
+          <w:sz w:val="28"/>
+          <w:szCs w:val="28"/>
+        </w:rPr>
+      </w:pPr>
+      <w:r>
+        <w:rPr>
+          <w:sz w:val="28"/>
+          <w:szCs w:val="28"/>
+        </w:rPr>
+        <w:t>{</w:t>
+      </w:r>
+    </w:p>
+    <w:p>
+      <w:pPr>
+        <w:ind w:left="1440"/>
+        <w:rPr>
+          <w:sz w:val="28"/>
+          <w:szCs w:val="28"/>
+        </w:rPr>
+      </w:pPr>
+      <w:r>
+        <w:rPr>
+          <w:sz w:val="28"/>
+          <w:szCs w:val="28"/>
+        </w:rPr>
+        <w:t xml:space="preserve">    </w:t>
+      </w:r>
+      <w:proofErr w:type="spellStart"/>
+      <w:r>
+        <w:rPr>
+          <w:sz w:val="28"/>
+          <w:szCs w:val="28"/>
+        </w:rPr>
+        <w:t>ifstream</w:t>
+      </w:r>
+      <w:proofErr w:type="spellEnd"/>
+      <w:r>
+        <w:rPr>
+          <w:sz w:val="28"/>
+          <w:szCs w:val="28"/>
+        </w:rPr>
+        <w:t xml:space="preserve"> file("my_fav_songs.txt");</w:t>
+      </w:r>
+    </w:p>
+    <w:p>
+      <w:pPr>
+        <w:ind w:left="1440"/>
+        <w:rPr>
+          <w:sz w:val="28"/>
+          <w:szCs w:val="28"/>
+        </w:rPr>
+      </w:pPr>
+      <w:r>
+        <w:rPr>
+          <w:sz w:val="28"/>
+          <w:szCs w:val="28"/>
+        </w:rPr>
+        <w:t xml:space="preserve">    string song;</w:t>
+      </w:r>
+    </w:p>
+    <w:p>
+      <w:pPr>
+        <w:ind w:left="1440"/>
+        <w:rPr>
+          <w:sz w:val="28"/>
+          <w:szCs w:val="28"/>
+        </w:rPr>
+      </w:pPr>
+      <w:r>
+        <w:rPr>
+          <w:sz w:val="28"/>
+          <w:szCs w:val="28"/>
+        </w:rPr>
+        <w:t xml:space="preserve">    while (</w:t>
+      </w:r>
+      <w:proofErr w:type="spellStart"/>
+      <w:r>
+        <w:rPr>
+          <w:sz w:val="28"/>
+          <w:szCs w:val="28"/>
+        </w:rPr>
+        <w:t>getline</w:t>
+      </w:r>
+      <w:proofErr w:type="spellEnd"/>
+      <w:r>
+        <w:rPr>
+          <w:sz w:val="28"/>
+          <w:szCs w:val="28"/>
+        </w:rPr>
+        <w:t>(file, song))</w:t>
+      </w:r>
+    </w:p>
+    <w:p>
+      <w:pPr>
+        <w:ind w:left="1440"/>
+        <w:rPr>
+          <w:sz w:val="28"/>
+          <w:szCs w:val="28"/>
+        </w:rPr>
+      </w:pPr>
+      <w:r>
+        <w:rPr>
+          <w:sz w:val="28"/>
+          <w:szCs w:val="28"/>
+        </w:rPr>
+        <w:t xml:space="preserve">    {</w:t>
+      </w:r>
+    </w:p>
+    <w:p>
+      <w:pPr>
+        <w:ind w:left="1440"/>
+        <w:rPr>
+          <w:sz w:val="28"/>
+          <w:szCs w:val="28"/>
+        </w:rPr>
+      </w:pPr>
+      <w:r>
+        <w:rPr>
+          <w:sz w:val="28"/>
+          <w:szCs w:val="28"/>
+        </w:rPr>
+        <w:t xml:space="preserve">        </w:t>
+      </w:r>
+      <w:proofErr w:type="spellStart"/>
+      <w:r>
+        <w:rPr>
+          <w:sz w:val="28"/>
+          <w:szCs w:val="28"/>
+        </w:rPr>
+        <w:t>cout</w:t>
+      </w:r>
+      <w:proofErr w:type="spellEnd"/>
+      <w:r>
+        <w:rPr>
+          <w:sz w:val="28"/>
+          <w:szCs w:val="28"/>
+        </w:rPr>
+        <w:t xml:space="preserve"> &lt;&lt;song&lt;&lt;"\n";</w:t>
+      </w:r>
+    </w:p>
+    <w:p>
+      <w:pPr>
+        <w:ind w:left="1440"/>
+        <w:rPr>
+          <w:sz w:val="28"/>
+          <w:szCs w:val="28"/>
+        </w:rPr>
+      </w:pPr>
+      <w:r>
+        <w:rPr>
+          <w:sz w:val="28"/>
+          <w:szCs w:val="28"/>
+        </w:rPr>
+        <w:t xml:space="preserve">    }</w:t>
+      </w:r>
+    </w:p>
+    <w:p>
+      <w:pPr>
+        <w:ind w:left="1440"/>
+        <w:rPr>
+          <w:sz w:val="28"/>
+          <w:szCs w:val="28"/>
+        </w:rPr>
+      </w:pPr>
+    </w:p>
+    <w:p>
+      <w:pPr>
+        <w:ind w:left="1440"/>
+        <w:rPr>
+          <w:sz w:val="28"/>
+          <w:szCs w:val="28"/>
+        </w:rPr>
+      </w:pPr>
+      <w:r>
+        <w:rPr>
+          <w:sz w:val="28"/>
+          <w:szCs w:val="28"/>
+        </w:rPr>
+        <w:t xml:space="preserve">    </w:t>
+      </w:r>
+      <w:proofErr w:type="spellStart"/>
+      <w:r>
+        <w:rPr>
+          <w:sz w:val="28"/>
+          <w:szCs w:val="28"/>
+        </w:rPr>
+        <w:t>file.close</w:t>
+      </w:r>
+      <w:proofErr w:type="spellEnd"/>
+      <w:r>
+        <w:rPr>
+          <w:sz w:val="28"/>
+          <w:szCs w:val="28"/>
+        </w:rPr>
+        <w:t>();</w:t>
+      </w:r>
+    </w:p>
+    <w:p>
+      <w:pPr>
+        <w:ind w:left="1440"/>
+        <w:rPr>
+          <w:sz w:val="28"/>
+          <w:szCs w:val="28"/>
+        </w:rPr>
+      </w:pPr>
+      <w:r>
+        <w:rPr>
+          <w:sz w:val="28"/>
+          <w:szCs w:val="28"/>
+        </w:rPr>
+        <w:t xml:space="preserve">    return 0;</w:t>
+      </w:r>
+    </w:p>
+    <w:p>
+      <w:pPr>
+        <w:ind w:left="1440"/>
+        <w:rPr>
+          <w:sz w:val="28"/>
+          <w:szCs w:val="28"/>
+        </w:rPr>
+      </w:pPr>
+      <w:r>
+        <w:rPr>
+          <w:sz w:val="28"/>
+          <w:szCs w:val="28"/>
+        </w:rPr>
+        <w:t>}</w:t>
+      </w:r>
+    </w:p>
+    <w:p>
+      <w:pPr>
+        <w:ind w:left="1440"/>
+        <w:rPr>
+          <w:sz w:val="28"/>
+          <w:szCs w:val="28"/>
+        </w:rPr>
+      </w:pPr>
       <w:r>
         <w:rPr>
           <w:b/>
@@ -151,8 +850,24 @@
           <w:sz w:val="28"/>
           <w:szCs w:val="28"/>
         </w:rPr>
-        <w:t>2</w:t>
-      </w:r>
+        <w:t xml:space="preserve">Q-3: </w:t>
+      </w:r>
+      <w:r>
+        <w:rPr>
+          <w:sz w:val="28"/>
+          <w:szCs w:val="28"/>
+        </w:rPr>
+        <w:t>Modify your code to append a new song name entered by the user to my_fav_songs.txt without overwriting the existing list.</w:t>
+      </w:r>
+    </w:p>
+    <w:p>
+      <w:pPr>
+        <w:ind w:left="1440"/>
+        <w:rPr>
+          <w:sz w:val="28"/>
+          <w:szCs w:val="28"/>
+        </w:rPr>
+      </w:pPr>
       <w:r>
         <w:rPr>
           <w:b/>
@@ -160,30 +875,30 @@
           <w:sz w:val="28"/>
           <w:szCs w:val="28"/>
         </w:rPr>
-        <w:t xml:space="preserve">: </w:t>
-      </w:r>
-      <w:r>
-        <w:rPr>
-          <w:sz w:val="28"/>
-          <w:szCs w:val="28"/>
-        </w:rPr>
-        <w:t xml:space="preserve">Read all song names from my_fav_songs.txt using </w:t>
-      </w:r>
-      <w:proofErr w:type="spellStart"/>
-      <w:r>
-        <w:rPr>
-          <w:sz w:val="28"/>
-          <w:szCs w:val="28"/>
-        </w:rPr>
-        <w:t>ifstream</w:t>
-      </w:r>
-      <w:proofErr w:type="spellEnd"/>
-      <w:r>
-        <w:rPr>
-          <w:sz w:val="28"/>
-          <w:szCs w:val="28"/>
-        </w:rPr>
-        <w:t xml:space="preserve"> and display each song on a new line in the console.</w:t>
+        <w:t>Hint:</w:t>
+      </w:r>
+      <w:r>
+        <w:rPr>
+          <w:sz w:val="28"/>
+          <w:szCs w:val="28"/>
+        </w:rPr>
+        <w:t xml:space="preserve"> Open the file in append mode using </w:t>
+      </w:r>
+      <w:proofErr w:type="spellStart"/>
+      <w:r>
+        <w:rPr>
+          <w:sz w:val="28"/>
+          <w:szCs w:val="28"/>
+        </w:rPr>
+        <w:t>ofstream</w:t>
+      </w:r>
+      <w:proofErr w:type="spellEnd"/>
+      <w:r>
+        <w:rPr>
+          <w:sz w:val="28"/>
+          <w:szCs w:val="28"/>
+        </w:rPr>
+        <w:t>.</w:t>
       </w:r>
     </w:p>
     <w:p>
@@ -201,8 +916,324 @@
           <w:sz w:val="28"/>
           <w:szCs w:val="28"/>
         </w:rPr>
-        <w:t>Q-</w:t>
-      </w:r>
+        <w:t>Ans:</w:t>
+      </w:r>
+    </w:p>
+    <w:p>
+      <w:pPr>
+        <w:ind w:left="1440"/>
+        <w:rPr>
+          <w:sz w:val="28"/>
+          <w:szCs w:val="28"/>
+        </w:rPr>
+      </w:pPr>
+      <w:r>
+        <w:rPr>
+          <w:sz w:val="28"/>
+          <w:szCs w:val="28"/>
+        </w:rPr>
+        <w:t>#include&lt;iostream&gt;</w:t>
+      </w:r>
+    </w:p>
+    <w:p>
+      <w:pPr>
+        <w:ind w:left="1440"/>
+        <w:rPr>
+          <w:sz w:val="28"/>
+          <w:szCs w:val="28"/>
+        </w:rPr>
+      </w:pPr>
+      <w:r>
+        <w:rPr>
+          <w:sz w:val="28"/>
+          <w:szCs w:val="28"/>
+        </w:rPr>
+        <w:t>#include&lt;fstream&gt;</w:t>
+      </w:r>
+    </w:p>
+    <w:p>
+      <w:pPr>
+        <w:ind w:left="1440"/>
+        <w:rPr>
+          <w:sz w:val="28"/>
+          <w:szCs w:val="28"/>
+        </w:rPr>
+      </w:pPr>
+      <w:r>
+        <w:rPr>
+          <w:sz w:val="28"/>
+          <w:szCs w:val="28"/>
+        </w:rPr>
+        <w:t>using namespace std;</w:t>
+      </w:r>
+    </w:p>
+    <w:p>
+      <w:pPr>
+        <w:ind w:left="1440"/>
+        <w:rPr>
+          <w:sz w:val="28"/>
+          <w:szCs w:val="28"/>
+        </w:rPr>
+      </w:pPr>
+      <w:r>
+        <w:rPr>
+          <w:sz w:val="28"/>
+          <w:szCs w:val="28"/>
+        </w:rPr>
+        <w:t>int main(){</w:t>
+      </w:r>
+    </w:p>
+    <w:p>
+      <w:pPr>
+        <w:ind w:left="1440"/>
+        <w:rPr>
+          <w:sz w:val="28"/>
+          <w:szCs w:val="28"/>
+        </w:rPr>
+      </w:pPr>
+      <w:r>
+        <w:rPr>
+          <w:sz w:val="28"/>
+          <w:szCs w:val="28"/>
+        </w:rPr>
+        <w:tab/>
+      </w:r>
+      <w:proofErr w:type="spellStart"/>
+      <w:r>
+        <w:rPr>
+          <w:sz w:val="28"/>
+          <w:szCs w:val="28"/>
+        </w:rPr>
+        <w:t>ofstream</w:t>
+      </w:r>
+      <w:proofErr w:type="spellEnd"/>
+      <w:r>
+        <w:rPr>
+          <w:sz w:val="28"/>
+          <w:szCs w:val="28"/>
+        </w:rPr>
+        <w:t xml:space="preserve"> file("my_fav_songs.txt",</w:t>
+      </w:r>
+      <w:proofErr w:type="spellStart"/>
+      <w:r>
+        <w:rPr>
+          <w:sz w:val="28"/>
+          <w:szCs w:val="28"/>
+        </w:rPr>
+        <w:t>ios</w:t>
+      </w:r>
+      <w:proofErr w:type="spellEnd"/>
+      <w:r>
+        <w:rPr>
+          <w:sz w:val="28"/>
+          <w:szCs w:val="28"/>
+        </w:rPr>
+        <w:t>::app);</w:t>
+      </w:r>
+    </w:p>
+    <w:p>
+      <w:pPr>
+        <w:ind w:left="1440"/>
+        <w:rPr>
+          <w:sz w:val="28"/>
+          <w:szCs w:val="28"/>
+        </w:rPr>
+      </w:pPr>
+      <w:r>
+        <w:rPr>
+          <w:sz w:val="28"/>
+          <w:szCs w:val="28"/>
+        </w:rPr>
+        <w:tab/>
+        <w:t>string songs;</w:t>
+      </w:r>
+    </w:p>
+    <w:p>
+      <w:pPr>
+        <w:ind w:left="1440"/>
+        <w:rPr>
+          <w:sz w:val="28"/>
+          <w:szCs w:val="28"/>
+        </w:rPr>
+      </w:pPr>
+      <w:r>
+        <w:rPr>
+          <w:sz w:val="28"/>
+          <w:szCs w:val="28"/>
+        </w:rPr>
+        <w:tab/>
+      </w:r>
+      <w:proofErr w:type="spellStart"/>
+      <w:r>
+        <w:rPr>
+          <w:sz w:val="28"/>
+          <w:szCs w:val="28"/>
+        </w:rPr>
+        <w:t>cout</w:t>
+      </w:r>
+      <w:proofErr w:type="spellEnd"/>
+      <w:r>
+        <w:rPr>
+          <w:sz w:val="28"/>
+          <w:szCs w:val="28"/>
+        </w:rPr>
+        <w:t>&lt;&lt;"Enter a new songs name";</w:t>
+      </w:r>
+    </w:p>
+    <w:p>
+      <w:pPr>
+        <w:ind w:left="1440"/>
+        <w:rPr>
+          <w:sz w:val="28"/>
+          <w:szCs w:val="28"/>
+        </w:rPr>
+      </w:pPr>
+      <w:r>
+        <w:rPr>
+          <w:sz w:val="28"/>
+          <w:szCs w:val="28"/>
+        </w:rPr>
+        <w:tab/>
+      </w:r>
+      <w:proofErr w:type="spellStart"/>
+      <w:r>
+        <w:rPr>
+          <w:sz w:val="28"/>
+          <w:szCs w:val="28"/>
+        </w:rPr>
+        <w:t>getline</w:t>
+      </w:r>
+      <w:proofErr w:type="spellEnd"/>
+      <w:r>
+        <w:rPr>
+          <w:sz w:val="28"/>
+          <w:szCs w:val="28"/>
+        </w:rPr>
+        <w:t>(</w:t>
+      </w:r>
+      <w:proofErr w:type="spellStart"/>
+      <w:r>
+        <w:rPr>
+          <w:sz w:val="28"/>
+          <w:szCs w:val="28"/>
+        </w:rPr>
+        <w:t>cin,songs</w:t>
+      </w:r>
+      <w:proofErr w:type="spellEnd"/>
+      <w:r>
+        <w:rPr>
+          <w:sz w:val="28"/>
+          <w:szCs w:val="28"/>
+        </w:rPr>
+        <w:t>);</w:t>
+      </w:r>
+    </w:p>
+    <w:p>
+      <w:pPr>
+        <w:ind w:left="1440"/>
+        <w:rPr>
+          <w:sz w:val="28"/>
+          <w:szCs w:val="28"/>
+        </w:rPr>
+      </w:pPr>
+      <w:r>
+        <w:rPr>
+          <w:sz w:val="28"/>
+          <w:szCs w:val="28"/>
+        </w:rPr>
+        <w:lastRenderedPageBreak/>
+        <w:tab/>
+        <w:t>file&lt;&lt;songs&lt;&lt;"\n";</w:t>
+      </w:r>
+    </w:p>
+    <w:p>
+      <w:pPr>
+        <w:ind w:left="1440"/>
+        <w:rPr>
+          <w:sz w:val="28"/>
+          <w:szCs w:val="28"/>
+        </w:rPr>
+      </w:pPr>
+      <w:r>
+        <w:rPr>
+          <w:sz w:val="28"/>
+          <w:szCs w:val="28"/>
+        </w:rPr>
+        <w:tab/>
+      </w:r>
+      <w:proofErr w:type="spellStart"/>
+      <w:r>
+        <w:rPr>
+          <w:sz w:val="28"/>
+          <w:szCs w:val="28"/>
+        </w:rPr>
+        <w:t>file.close</w:t>
+      </w:r>
+      <w:proofErr w:type="spellEnd"/>
+      <w:r>
+        <w:rPr>
+          <w:sz w:val="28"/>
+          <w:szCs w:val="28"/>
+        </w:rPr>
+        <w:t>();</w:t>
+      </w:r>
+    </w:p>
+    <w:p>
+      <w:pPr>
+        <w:ind w:left="1440"/>
+        <w:rPr>
+          <w:sz w:val="28"/>
+          <w:szCs w:val="28"/>
+        </w:rPr>
+      </w:pPr>
+      <w:r>
+        <w:rPr>
+          <w:sz w:val="28"/>
+          <w:szCs w:val="28"/>
+        </w:rPr>
+        <w:tab/>
+      </w:r>
+      <w:proofErr w:type="spellStart"/>
+      <w:r>
+        <w:rPr>
+          <w:sz w:val="28"/>
+          <w:szCs w:val="28"/>
+        </w:rPr>
+        <w:t>cout</w:t>
+      </w:r>
+      <w:proofErr w:type="spellEnd"/>
+      <w:r>
+        <w:rPr>
+          <w:sz w:val="28"/>
+          <w:szCs w:val="28"/>
+        </w:rPr>
+        <w:t>&lt;&lt;"Songs added successfully!";</w:t>
+      </w:r>
+    </w:p>
+    <w:p>
+      <w:pPr>
+        <w:ind w:left="1440"/>
+        <w:rPr>
+          <w:sz w:val="28"/>
+          <w:szCs w:val="28"/>
+        </w:rPr>
+      </w:pPr>
+      <w:r>
+        <w:rPr>
+          <w:sz w:val="28"/>
+          <w:szCs w:val="28"/>
+        </w:rPr>
+        <w:t>}</w:t>
+      </w:r>
+    </w:p>
+    <w:p>
+      <w:pPr>
+        <w:ind w:left="1440"/>
+        <w:rPr>
+          <w:sz w:val="28"/>
+          <w:szCs w:val="28"/>
+        </w:rPr>
+      </w:pPr>
       <w:r>
         <w:rPr>
           <w:b/>
@@ -210,8 +1241,40 @@
           <w:sz w:val="28"/>
           <w:szCs w:val="28"/>
         </w:rPr>
-        <w:t>3</w:t>
-      </w:r>
+        <w:t xml:space="preserve">Q-4: </w:t>
+      </w:r>
+      <w:r>
+        <w:rPr>
+          <w:sz w:val="28"/>
+          <w:szCs w:val="28"/>
+        </w:rPr>
+        <w:t xml:space="preserve">Build a Flipkart-style </w:t>
+      </w:r>
+      <w:proofErr w:type="spellStart"/>
+      <w:r>
+        <w:rPr>
+          <w:sz w:val="28"/>
+          <w:szCs w:val="28"/>
+        </w:rPr>
+        <w:t>wishlist</w:t>
+      </w:r>
+      <w:proofErr w:type="spellEnd"/>
+      <w:r>
+        <w:rPr>
+          <w:sz w:val="28"/>
+          <w:szCs w:val="28"/>
+        </w:rPr>
+        <w:t xml:space="preserve"> tracker: ask the user to enter 3 product names and prices, save them to a file called wishlist.txt, then read the file and display each product with its price.</w:t>
+      </w:r>
+    </w:p>
+    <w:p>
+      <w:pPr>
+        <w:ind w:left="1440"/>
+        <w:rPr>
+          <w:sz w:val="28"/>
+          <w:szCs w:val="28"/>
+        </w:rPr>
+      </w:pPr>
       <w:r>
         <w:rPr>
           <w:b/>
@@ -219,14 +1282,802 @@
           <w:sz w:val="28"/>
           <w:szCs w:val="28"/>
         </w:rPr>
-        <w:t xml:space="preserve">: </w:t>
-      </w:r>
-      <w:r>
-        <w:rPr>
-          <w:sz w:val="28"/>
-          <w:szCs w:val="28"/>
-        </w:rPr>
-        <w:t>Modify your code to append a new song name entered by the user to my_fav_songs.txt without overwriting the existing list.</w:t>
+        <w:t>Ans:</w:t>
+      </w:r>
+    </w:p>
+    <w:p>
+      <w:pPr>
+        <w:ind w:left="1440"/>
+        <w:rPr>
+          <w:sz w:val="28"/>
+          <w:szCs w:val="28"/>
+        </w:rPr>
+      </w:pPr>
+      <w:r>
+        <w:rPr>
+          <w:sz w:val="28"/>
+          <w:szCs w:val="28"/>
+        </w:rPr>
+        <w:t>#include&lt;iostream&gt;</w:t>
+      </w:r>
+    </w:p>
+    <w:p>
+      <w:pPr>
+        <w:ind w:left="1440"/>
+        <w:rPr>
+          <w:sz w:val="28"/>
+          <w:szCs w:val="28"/>
+        </w:rPr>
+      </w:pPr>
+      <w:r>
+        <w:rPr>
+          <w:sz w:val="28"/>
+          <w:szCs w:val="28"/>
+        </w:rPr>
+        <w:t>#include&lt;fstream&gt;</w:t>
+      </w:r>
+    </w:p>
+    <w:p>
+      <w:pPr>
+        <w:ind w:left="1440"/>
+        <w:rPr>
+          <w:sz w:val="28"/>
+          <w:szCs w:val="28"/>
+        </w:rPr>
+      </w:pPr>
+      <w:r>
+        <w:rPr>
+          <w:sz w:val="28"/>
+          <w:szCs w:val="28"/>
+        </w:rPr>
+        <w:t>using namespace std;</w:t>
+      </w:r>
+    </w:p>
+    <w:p>
+      <w:pPr>
+        <w:ind w:left="1440"/>
+        <w:rPr>
+          <w:sz w:val="28"/>
+          <w:szCs w:val="28"/>
+        </w:rPr>
+      </w:pPr>
+      <w:r>
+        <w:rPr>
+          <w:sz w:val="28"/>
+          <w:szCs w:val="28"/>
+        </w:rPr>
+        <w:t>int main(){</w:t>
+      </w:r>
+    </w:p>
+    <w:p>
+      <w:pPr>
+        <w:ind w:left="1440"/>
+        <w:rPr>
+          <w:sz w:val="28"/>
+          <w:szCs w:val="28"/>
+        </w:rPr>
+      </w:pPr>
+      <w:r>
+        <w:rPr>
+          <w:sz w:val="28"/>
+          <w:szCs w:val="28"/>
+        </w:rPr>
+        <w:tab/>
+      </w:r>
+      <w:proofErr w:type="spellStart"/>
+      <w:r>
+        <w:rPr>
+          <w:sz w:val="28"/>
+          <w:szCs w:val="28"/>
+        </w:rPr>
+        <w:t>ofstream</w:t>
+      </w:r>
+      <w:proofErr w:type="spellEnd"/>
+      <w:r>
+        <w:rPr>
+          <w:sz w:val="28"/>
+          <w:szCs w:val="28"/>
+        </w:rPr>
+        <w:t xml:space="preserve"> file("wishlist.txt");</w:t>
+      </w:r>
+    </w:p>
+    <w:p>
+      <w:pPr>
+        <w:ind w:left="1440"/>
+        <w:rPr>
+          <w:sz w:val="28"/>
+          <w:szCs w:val="28"/>
+        </w:rPr>
+      </w:pPr>
+      <w:r>
+        <w:rPr>
+          <w:sz w:val="28"/>
+          <w:szCs w:val="28"/>
+        </w:rPr>
+        <w:tab/>
+        <w:t xml:space="preserve">string </w:t>
+      </w:r>
+      <w:proofErr w:type="spellStart"/>
+      <w:r>
+        <w:rPr>
+          <w:sz w:val="28"/>
+          <w:szCs w:val="28"/>
+        </w:rPr>
+        <w:t>productName</w:t>
+      </w:r>
+      <w:proofErr w:type="spellEnd"/>
+      <w:r>
+        <w:rPr>
+          <w:sz w:val="28"/>
+          <w:szCs w:val="28"/>
+        </w:rPr>
+        <w:t>;</w:t>
+      </w:r>
+    </w:p>
+    <w:p>
+      <w:pPr>
+        <w:ind w:left="1440"/>
+        <w:rPr>
+          <w:sz w:val="28"/>
+          <w:szCs w:val="28"/>
+        </w:rPr>
+      </w:pPr>
+      <w:r>
+        <w:rPr>
+          <w:sz w:val="28"/>
+          <w:szCs w:val="28"/>
+        </w:rPr>
+        <w:tab/>
+        <w:t>float price;</w:t>
+      </w:r>
+    </w:p>
+    <w:p>
+      <w:pPr>
+        <w:ind w:left="1440"/>
+        <w:rPr>
+          <w:sz w:val="28"/>
+          <w:szCs w:val="28"/>
+        </w:rPr>
+      </w:pPr>
+      <w:r>
+        <w:rPr>
+          <w:sz w:val="28"/>
+          <w:szCs w:val="28"/>
+        </w:rPr>
+        <w:tab/>
+        <w:t xml:space="preserve">int </w:t>
+      </w:r>
+      <w:proofErr w:type="spellStart"/>
+      <w:r>
+        <w:rPr>
+          <w:sz w:val="28"/>
+          <w:szCs w:val="28"/>
+        </w:rPr>
+        <w:t>i</w:t>
+      </w:r>
+      <w:proofErr w:type="spellEnd"/>
+      <w:r>
+        <w:rPr>
+          <w:sz w:val="28"/>
+          <w:szCs w:val="28"/>
+        </w:rPr>
+        <w:t>;</w:t>
+      </w:r>
+    </w:p>
+    <w:p>
+      <w:pPr>
+        <w:ind w:left="1440"/>
+        <w:rPr>
+          <w:sz w:val="28"/>
+          <w:szCs w:val="28"/>
+        </w:rPr>
+      </w:pPr>
+      <w:r>
+        <w:rPr>
+          <w:sz w:val="28"/>
+          <w:szCs w:val="28"/>
+        </w:rPr>
+        <w:tab/>
+        <w:t>for(</w:t>
+      </w:r>
+      <w:proofErr w:type="spellStart"/>
+      <w:r>
+        <w:rPr>
+          <w:sz w:val="28"/>
+          <w:szCs w:val="28"/>
+        </w:rPr>
+        <w:t>i</w:t>
+      </w:r>
+      <w:proofErr w:type="spellEnd"/>
+      <w:r>
+        <w:rPr>
+          <w:sz w:val="28"/>
+          <w:szCs w:val="28"/>
+        </w:rPr>
+        <w:t>=1;i&lt;=3;i++){</w:t>
+      </w:r>
+    </w:p>
+    <w:p>
+      <w:pPr>
+        <w:ind w:left="1440"/>
+        <w:rPr>
+          <w:sz w:val="28"/>
+          <w:szCs w:val="28"/>
+        </w:rPr>
+      </w:pPr>
+      <w:r>
+        <w:rPr>
+          <w:sz w:val="28"/>
+          <w:szCs w:val="28"/>
+        </w:rPr>
+        <w:tab/>
+      </w:r>
+      <w:r>
+        <w:rPr>
+          <w:sz w:val="28"/>
+          <w:szCs w:val="28"/>
+        </w:rPr>
+        <w:tab/>
+      </w:r>
+      <w:proofErr w:type="spellStart"/>
+      <w:r>
+        <w:rPr>
+          <w:sz w:val="28"/>
+          <w:szCs w:val="28"/>
+        </w:rPr>
+        <w:t>cout</w:t>
+      </w:r>
+      <w:proofErr w:type="spellEnd"/>
+      <w:r>
+        <w:rPr>
+          <w:sz w:val="28"/>
+          <w:szCs w:val="28"/>
+        </w:rPr>
+        <w:t>&lt;&lt;"Enter the product "&lt;&lt;</w:t>
+      </w:r>
+      <w:proofErr w:type="spellStart"/>
+      <w:r>
+        <w:rPr>
+          <w:sz w:val="28"/>
+          <w:szCs w:val="28"/>
+        </w:rPr>
+        <w:t>i</w:t>
+      </w:r>
+      <w:proofErr w:type="spellEnd"/>
+      <w:r>
+        <w:rPr>
+          <w:sz w:val="28"/>
+          <w:szCs w:val="28"/>
+        </w:rPr>
+        <w:t>&lt;&lt;" name: ";</w:t>
+      </w:r>
+    </w:p>
+    <w:p>
+      <w:pPr>
+        <w:ind w:left="1440"/>
+        <w:rPr>
+          <w:sz w:val="28"/>
+          <w:szCs w:val="28"/>
+        </w:rPr>
+      </w:pPr>
+      <w:r>
+        <w:rPr>
+          <w:sz w:val="28"/>
+          <w:szCs w:val="28"/>
+        </w:rPr>
+        <w:tab/>
+      </w:r>
+      <w:r>
+        <w:rPr>
+          <w:sz w:val="28"/>
+          <w:szCs w:val="28"/>
+        </w:rPr>
+        <w:tab/>
+      </w:r>
+      <w:proofErr w:type="spellStart"/>
+      <w:r>
+        <w:rPr>
+          <w:sz w:val="28"/>
+          <w:szCs w:val="28"/>
+        </w:rPr>
+        <w:t>getline</w:t>
+      </w:r>
+      <w:proofErr w:type="spellEnd"/>
+      <w:r>
+        <w:rPr>
+          <w:sz w:val="28"/>
+          <w:szCs w:val="28"/>
+        </w:rPr>
+        <w:t>(</w:t>
+      </w:r>
+      <w:proofErr w:type="spellStart"/>
+      <w:r>
+        <w:rPr>
+          <w:sz w:val="28"/>
+          <w:szCs w:val="28"/>
+        </w:rPr>
+        <w:t>cin,productName</w:t>
+      </w:r>
+      <w:proofErr w:type="spellEnd"/>
+      <w:r>
+        <w:rPr>
+          <w:sz w:val="28"/>
+          <w:szCs w:val="28"/>
+        </w:rPr>
+        <w:t>);</w:t>
+      </w:r>
+    </w:p>
+    <w:p>
+      <w:pPr>
+        <w:ind w:left="1440"/>
+        <w:rPr>
+          <w:sz w:val="28"/>
+          <w:szCs w:val="28"/>
+        </w:rPr>
+      </w:pPr>
+      <w:r>
+        <w:rPr>
+          <w:sz w:val="28"/>
+          <w:szCs w:val="28"/>
+        </w:rPr>
+        <w:tab/>
+      </w:r>
+      <w:r>
+        <w:rPr>
+          <w:sz w:val="28"/>
+          <w:szCs w:val="28"/>
+        </w:rPr>
+        <w:tab/>
+      </w:r>
+      <w:proofErr w:type="spellStart"/>
+      <w:r>
+        <w:rPr>
+          <w:sz w:val="28"/>
+          <w:szCs w:val="28"/>
+        </w:rPr>
+        <w:t>cout</w:t>
+      </w:r>
+      <w:proofErr w:type="spellEnd"/>
+      <w:r>
+        <w:rPr>
+          <w:sz w:val="28"/>
+          <w:szCs w:val="28"/>
+        </w:rPr>
+        <w:t>&lt;&lt;"Enter Price: ";</w:t>
+      </w:r>
+    </w:p>
+    <w:p>
+      <w:pPr>
+        <w:ind w:left="1440"/>
+        <w:rPr>
+          <w:sz w:val="28"/>
+          <w:szCs w:val="28"/>
+        </w:rPr>
+      </w:pPr>
+      <w:r>
+        <w:rPr>
+          <w:sz w:val="28"/>
+          <w:szCs w:val="28"/>
+        </w:rPr>
+        <w:tab/>
+      </w:r>
+      <w:r>
+        <w:rPr>
+          <w:sz w:val="28"/>
+          <w:szCs w:val="28"/>
+        </w:rPr>
+        <w:tab/>
+      </w:r>
+      <w:proofErr w:type="spellStart"/>
+      <w:r>
+        <w:rPr>
+          <w:sz w:val="28"/>
+          <w:szCs w:val="28"/>
+        </w:rPr>
+        <w:t>cin</w:t>
+      </w:r>
+      <w:proofErr w:type="spellEnd"/>
+      <w:r>
+        <w:rPr>
+          <w:sz w:val="28"/>
+          <w:szCs w:val="28"/>
+        </w:rPr>
+        <w:t>&gt;&gt;price;</w:t>
+      </w:r>
+    </w:p>
+    <w:p>
+      <w:pPr>
+        <w:ind w:left="1440"/>
+        <w:rPr>
+          <w:sz w:val="28"/>
+          <w:szCs w:val="28"/>
+        </w:rPr>
+      </w:pPr>
+      <w:r>
+        <w:rPr>
+          <w:sz w:val="28"/>
+          <w:szCs w:val="28"/>
+        </w:rPr>
+        <w:tab/>
+      </w:r>
+      <w:r>
+        <w:rPr>
+          <w:sz w:val="28"/>
+          <w:szCs w:val="28"/>
+        </w:rPr>
+        <w:tab/>
+      </w:r>
+      <w:proofErr w:type="spellStart"/>
+      <w:r>
+        <w:rPr>
+          <w:sz w:val="28"/>
+          <w:szCs w:val="28"/>
+        </w:rPr>
+        <w:t>cin.ignore</w:t>
+      </w:r>
+      <w:proofErr w:type="spellEnd"/>
+      <w:r>
+        <w:rPr>
+          <w:sz w:val="28"/>
+          <w:szCs w:val="28"/>
+        </w:rPr>
+        <w:t>();</w:t>
+      </w:r>
+    </w:p>
+    <w:p>
+      <w:pPr>
+        <w:ind w:left="1440"/>
+        <w:rPr>
+          <w:sz w:val="28"/>
+          <w:szCs w:val="28"/>
+        </w:rPr>
+      </w:pPr>
+      <w:r>
+        <w:rPr>
+          <w:sz w:val="28"/>
+          <w:szCs w:val="28"/>
+        </w:rPr>
+        <w:tab/>
+      </w:r>
+      <w:r>
+        <w:rPr>
+          <w:sz w:val="28"/>
+          <w:szCs w:val="28"/>
+        </w:rPr>
+        <w:tab/>
+        <w:t>file&lt;&lt;</w:t>
+      </w:r>
+      <w:proofErr w:type="spellStart"/>
+      <w:r>
+        <w:rPr>
+          <w:sz w:val="28"/>
+          <w:szCs w:val="28"/>
+        </w:rPr>
+        <w:t>productName</w:t>
+      </w:r>
+      <w:proofErr w:type="spellEnd"/>
+      <w:r>
+        <w:rPr>
+          <w:sz w:val="28"/>
+          <w:szCs w:val="28"/>
+        </w:rPr>
+        <w:t>&lt;&lt;" Rs. "&lt;&lt;price&lt;&lt;"\n";</w:t>
+      </w:r>
+    </w:p>
+    <w:p>
+      <w:pPr>
+        <w:ind w:left="1440"/>
+        <w:rPr>
+          <w:sz w:val="28"/>
+          <w:szCs w:val="28"/>
+        </w:rPr>
+      </w:pPr>
+      <w:r>
+        <w:rPr>
+          <w:sz w:val="28"/>
+          <w:szCs w:val="28"/>
+        </w:rPr>
+        <w:tab/>
+        <w:t>}</w:t>
+      </w:r>
+    </w:p>
+    <w:p>
+      <w:pPr>
+        <w:ind w:left="1440"/>
+        <w:rPr>
+          <w:sz w:val="28"/>
+          <w:szCs w:val="28"/>
+        </w:rPr>
+      </w:pPr>
+      <w:r>
+        <w:rPr>
+          <w:sz w:val="28"/>
+          <w:szCs w:val="28"/>
+        </w:rPr>
+        <w:tab/>
+      </w:r>
+      <w:proofErr w:type="spellStart"/>
+      <w:r>
+        <w:rPr>
+          <w:sz w:val="28"/>
+          <w:szCs w:val="28"/>
+        </w:rPr>
+        <w:t>file.close</w:t>
+      </w:r>
+      <w:proofErr w:type="spellEnd"/>
+      <w:r>
+        <w:rPr>
+          <w:sz w:val="28"/>
+          <w:szCs w:val="28"/>
+        </w:rPr>
+        <w:t>();</w:t>
+      </w:r>
+    </w:p>
+    <w:p>
+      <w:pPr>
+        <w:ind w:left="1440"/>
+        <w:rPr>
+          <w:sz w:val="28"/>
+          <w:szCs w:val="28"/>
+        </w:rPr>
+      </w:pPr>
+      <w:r>
+        <w:rPr>
+          <w:sz w:val="28"/>
+          <w:szCs w:val="28"/>
+        </w:rPr>
+        <w:lastRenderedPageBreak/>
+        <w:tab/>
+      </w:r>
+    </w:p>
+    <w:p>
+      <w:pPr>
+        <w:ind w:left="1440"/>
+        <w:rPr>
+          <w:sz w:val="28"/>
+          <w:szCs w:val="28"/>
+        </w:rPr>
+      </w:pPr>
+      <w:r>
+        <w:rPr>
+          <w:sz w:val="28"/>
+          <w:szCs w:val="28"/>
+        </w:rPr>
+        <w:tab/>
+      </w:r>
+      <w:proofErr w:type="spellStart"/>
+      <w:r>
+        <w:rPr>
+          <w:sz w:val="28"/>
+          <w:szCs w:val="28"/>
+        </w:rPr>
+        <w:t>ifstream</w:t>
+      </w:r>
+      <w:proofErr w:type="spellEnd"/>
+      <w:r>
+        <w:rPr>
+          <w:sz w:val="28"/>
+          <w:szCs w:val="28"/>
+        </w:rPr>
+        <w:t xml:space="preserve"> </w:t>
+      </w:r>
+      <w:proofErr w:type="spellStart"/>
+      <w:r>
+        <w:rPr>
+          <w:sz w:val="28"/>
+          <w:szCs w:val="28"/>
+        </w:rPr>
+        <w:t>readFile</w:t>
+      </w:r>
+      <w:proofErr w:type="spellEnd"/>
+      <w:r>
+        <w:rPr>
+          <w:sz w:val="28"/>
+          <w:szCs w:val="28"/>
+        </w:rPr>
+        <w:t>("wishlist.txt");</w:t>
+      </w:r>
+    </w:p>
+    <w:p>
+      <w:pPr>
+        <w:ind w:left="1440"/>
+        <w:rPr>
+          <w:sz w:val="28"/>
+          <w:szCs w:val="28"/>
+        </w:rPr>
+      </w:pPr>
+      <w:r>
+        <w:rPr>
+          <w:sz w:val="28"/>
+          <w:szCs w:val="28"/>
+        </w:rPr>
+        <w:tab/>
+        <w:t>string line;</w:t>
+      </w:r>
+    </w:p>
+    <w:p>
+      <w:pPr>
+        <w:ind w:left="1440"/>
+        <w:rPr>
+          <w:sz w:val="28"/>
+          <w:szCs w:val="28"/>
+        </w:rPr>
+      </w:pPr>
+      <w:r>
+        <w:rPr>
+          <w:sz w:val="28"/>
+          <w:szCs w:val="28"/>
+        </w:rPr>
+        <w:tab/>
+      </w:r>
+      <w:proofErr w:type="spellStart"/>
+      <w:r>
+        <w:rPr>
+          <w:sz w:val="28"/>
+          <w:szCs w:val="28"/>
+        </w:rPr>
+        <w:t>cout</w:t>
+      </w:r>
+      <w:proofErr w:type="spellEnd"/>
+      <w:r>
+        <w:rPr>
+          <w:sz w:val="28"/>
+          <w:szCs w:val="28"/>
+        </w:rPr>
+        <w:t>&lt;&lt;"\n Wishlist..."&lt;&lt;"\n";</w:t>
+      </w:r>
+    </w:p>
+    <w:p>
+      <w:pPr>
+        <w:ind w:left="1440"/>
+        <w:rPr>
+          <w:sz w:val="28"/>
+          <w:szCs w:val="28"/>
+        </w:rPr>
+      </w:pPr>
+      <w:r>
+        <w:rPr>
+          <w:sz w:val="28"/>
+          <w:szCs w:val="28"/>
+        </w:rPr>
+        <w:tab/>
+        <w:t>while(</w:t>
+      </w:r>
+      <w:proofErr w:type="spellStart"/>
+      <w:r>
+        <w:rPr>
+          <w:sz w:val="28"/>
+          <w:szCs w:val="28"/>
+        </w:rPr>
+        <w:t>getline</w:t>
+      </w:r>
+      <w:proofErr w:type="spellEnd"/>
+      <w:r>
+        <w:rPr>
+          <w:sz w:val="28"/>
+          <w:szCs w:val="28"/>
+        </w:rPr>
+        <w:t>(</w:t>
+      </w:r>
+      <w:proofErr w:type="spellStart"/>
+      <w:r>
+        <w:rPr>
+          <w:sz w:val="28"/>
+          <w:szCs w:val="28"/>
+        </w:rPr>
+        <w:t>readFile,line</w:t>
+      </w:r>
+      <w:proofErr w:type="spellEnd"/>
+      <w:r>
+        <w:rPr>
+          <w:sz w:val="28"/>
+          <w:szCs w:val="28"/>
+        </w:rPr>
+        <w:t>)){</w:t>
+      </w:r>
+    </w:p>
+    <w:p>
+      <w:pPr>
+        <w:ind w:left="1440"/>
+        <w:rPr>
+          <w:sz w:val="28"/>
+          <w:szCs w:val="28"/>
+        </w:rPr>
+      </w:pPr>
+      <w:r>
+        <w:rPr>
+          <w:sz w:val="28"/>
+          <w:szCs w:val="28"/>
+        </w:rPr>
+        <w:tab/>
+      </w:r>
+      <w:r>
+        <w:rPr>
+          <w:sz w:val="28"/>
+          <w:szCs w:val="28"/>
+        </w:rPr>
+        <w:tab/>
+      </w:r>
+      <w:proofErr w:type="spellStart"/>
+      <w:r>
+        <w:rPr>
+          <w:sz w:val="28"/>
+          <w:szCs w:val="28"/>
+        </w:rPr>
+        <w:t>cout</w:t>
+      </w:r>
+      <w:proofErr w:type="spellEnd"/>
+      <w:r>
+        <w:rPr>
+          <w:sz w:val="28"/>
+          <w:szCs w:val="28"/>
+        </w:rPr>
+        <w:t>&lt;&lt;line&lt;&lt;"\n";</w:t>
+      </w:r>
+    </w:p>
+    <w:p>
+      <w:pPr>
+        <w:ind w:left="1440"/>
+        <w:rPr>
+          <w:sz w:val="28"/>
+          <w:szCs w:val="28"/>
+        </w:rPr>
+      </w:pPr>
+      <w:r>
+        <w:rPr>
+          <w:sz w:val="28"/>
+          <w:szCs w:val="28"/>
+        </w:rPr>
+        <w:tab/>
+        <w:t>}</w:t>
+      </w:r>
+    </w:p>
+    <w:p>
+      <w:pPr>
+        <w:ind w:left="1440"/>
+        <w:rPr>
+          <w:sz w:val="28"/>
+          <w:szCs w:val="28"/>
+        </w:rPr>
+      </w:pPr>
+      <w:r>
+        <w:rPr>
+          <w:sz w:val="28"/>
+          <w:szCs w:val="28"/>
+        </w:rPr>
+        <w:tab/>
+      </w:r>
+      <w:proofErr w:type="spellStart"/>
+      <w:r>
+        <w:rPr>
+          <w:sz w:val="28"/>
+          <w:szCs w:val="28"/>
+        </w:rPr>
+        <w:t>readFile.close</w:t>
+      </w:r>
+      <w:proofErr w:type="spellEnd"/>
+      <w:r>
+        <w:rPr>
+          <w:sz w:val="28"/>
+          <w:szCs w:val="28"/>
+        </w:rPr>
+        <w:t>();</w:t>
+      </w:r>
+    </w:p>
+    <w:p>
+      <w:pPr>
+        <w:ind w:left="1440"/>
+        <w:rPr>
+          <w:sz w:val="28"/>
+          <w:szCs w:val="28"/>
+        </w:rPr>
+      </w:pPr>
+      <w:r>
+        <w:rPr>
+          <w:sz w:val="28"/>
+          <w:szCs w:val="28"/>
+        </w:rPr>
+        <w:t>}</w:t>
       </w:r>
     </w:p>
     <w:p>
@@ -244,30 +2095,14 @@
           <w:sz w:val="28"/>
           <w:szCs w:val="28"/>
         </w:rPr>
-        <w:t>Hint:</w:t>
-      </w:r>
-      <w:r>
-        <w:rPr>
-          <w:sz w:val="28"/>
-          <w:szCs w:val="28"/>
-        </w:rPr>
-        <w:t xml:space="preserve"> Open the file in append mode using </w:t>
-      </w:r>
-      <w:proofErr w:type="spellStart"/>
-      <w:r>
-        <w:rPr>
-          <w:sz w:val="28"/>
-          <w:szCs w:val="28"/>
-        </w:rPr>
-        <w:t>ofstream</w:t>
-      </w:r>
-      <w:proofErr w:type="spellEnd"/>
-      <w:r>
-        <w:rPr>
-          <w:sz w:val="28"/>
-          <w:szCs w:val="28"/>
-        </w:rPr>
-        <w:t>.</w:t>
+        <w:t xml:space="preserve">Q-5: </w:t>
+      </w:r>
+      <w:r>
+        <w:rPr>
+          <w:sz w:val="28"/>
+          <w:szCs w:val="28"/>
+        </w:rPr>
+        <w:t>Given a file called insta_followers.txt containing Instagram usernames (one per line), write a program to count and display the total number of followers listed in the file.</w:t>
       </w:r>
     </w:p>
     <w:p>
@@ -285,8 +2120,24 @@
           <w:sz w:val="28"/>
           <w:szCs w:val="28"/>
         </w:rPr>
-        <w:t>Q-</w:t>
-      </w:r>
+        <w:t>Constraint:</w:t>
+      </w:r>
+      <w:r>
+        <w:rPr>
+          <w:sz w:val="28"/>
+          <w:szCs w:val="28"/>
+        </w:rPr>
+        <w:t xml:space="preserve"> Do not use any array or vector to store the names—just count as you read.</w:t>
+      </w:r>
+    </w:p>
+    <w:p>
+      <w:pPr>
+        <w:ind w:left="1440"/>
+        <w:rPr>
+          <w:sz w:val="28"/>
+          <w:szCs w:val="28"/>
+        </w:rPr>
+      </w:pPr>
       <w:r>
         <w:rPr>
           <w:b/>
@@ -294,107 +2145,369 @@
           <w:sz w:val="28"/>
           <w:szCs w:val="28"/>
         </w:rPr>
-        <w:t>4</w:t>
-      </w:r>
-      <w:r>
-        <w:rPr>
-          <w:b/>
-          <w:bCs/>
-          <w:sz w:val="28"/>
-          <w:szCs w:val="28"/>
-        </w:rPr>
-        <w:t xml:space="preserve">: </w:t>
-      </w:r>
-      <w:r>
-        <w:rPr>
-          <w:sz w:val="28"/>
-          <w:szCs w:val="28"/>
-        </w:rPr>
-        <w:t xml:space="preserve">Build a Flipkart-style </w:t>
-      </w:r>
-      <w:proofErr w:type="spellStart"/>
-      <w:r>
-        <w:rPr>
-          <w:sz w:val="28"/>
-          <w:szCs w:val="28"/>
-        </w:rPr>
-        <w:t>wishlist</w:t>
-      </w:r>
-      <w:proofErr w:type="spellEnd"/>
-      <w:r>
-        <w:rPr>
-          <w:sz w:val="28"/>
-          <w:szCs w:val="28"/>
-        </w:rPr>
-        <w:t xml:space="preserve"> tracker: ask the user to enter 3 product names and prices, save them to a file called wishlist.txt, then read the file and display each product with its price.</w:t>
-      </w:r>
-    </w:p>
-    <w:p>
-      <w:pPr>
-        <w:ind w:left="1440"/>
-        <w:rPr>
-          <w:sz w:val="28"/>
-          <w:szCs w:val="28"/>
-        </w:rPr>
-      </w:pPr>
-      <w:r>
-        <w:rPr>
-          <w:b/>
-          <w:bCs/>
-          <w:sz w:val="28"/>
-          <w:szCs w:val="28"/>
-        </w:rPr>
-        <w:t>Q-</w:t>
-      </w:r>
-      <w:r>
-        <w:rPr>
-          <w:b/>
-          <w:bCs/>
-          <w:sz w:val="28"/>
-          <w:szCs w:val="28"/>
-        </w:rPr>
-        <w:t>5</w:t>
-      </w:r>
-      <w:r>
-        <w:rPr>
-          <w:b/>
-          <w:bCs/>
-          <w:sz w:val="28"/>
-          <w:szCs w:val="28"/>
-        </w:rPr>
-        <w:t xml:space="preserve">: </w:t>
-      </w:r>
-      <w:r>
-        <w:rPr>
-          <w:sz w:val="28"/>
-          <w:szCs w:val="28"/>
-        </w:rPr>
-        <w:t>Given a file called insta_followers.txt containing Instagram usernames (one per line), write a program to count and display the total number of followers listed in the file.</w:t>
-      </w:r>
-    </w:p>
-    <w:p>
-      <w:pPr>
-        <w:ind w:left="1440"/>
-        <w:rPr>
-          <w:sz w:val="28"/>
-          <w:szCs w:val="28"/>
-        </w:rPr>
-      </w:pPr>
-      <w:r>
-        <w:rPr>
-          <w:b/>
-          <w:bCs/>
-          <w:sz w:val="28"/>
-          <w:szCs w:val="28"/>
-        </w:rPr>
-        <w:t>Constraint:</w:t>
-      </w:r>
-      <w:r>
-        <w:rPr>
-          <w:sz w:val="28"/>
-          <w:szCs w:val="28"/>
-        </w:rPr>
-        <w:t xml:space="preserve"> Do not use any array or vector to store the names—just count as you read.</w:t>
+        <w:t>Ans:</w:t>
+      </w:r>
+    </w:p>
+    <w:p>
+      <w:pPr>
+        <w:ind w:left="1440"/>
+        <w:rPr>
+          <w:sz w:val="28"/>
+          <w:szCs w:val="28"/>
+        </w:rPr>
+      </w:pPr>
+      <w:r>
+        <w:rPr>
+          <w:sz w:val="28"/>
+          <w:szCs w:val="28"/>
+        </w:rPr>
+        <w:t>#include &lt;iostream&gt;</w:t>
+      </w:r>
+    </w:p>
+    <w:p>
+      <w:pPr>
+        <w:ind w:left="1440"/>
+        <w:rPr>
+          <w:sz w:val="28"/>
+          <w:szCs w:val="28"/>
+        </w:rPr>
+      </w:pPr>
+      <w:r>
+        <w:rPr>
+          <w:sz w:val="28"/>
+          <w:szCs w:val="28"/>
+        </w:rPr>
+        <w:t>#include &lt;</w:t>
+      </w:r>
+      <w:proofErr w:type="spellStart"/>
+      <w:r>
+        <w:rPr>
+          <w:sz w:val="28"/>
+          <w:szCs w:val="28"/>
+        </w:rPr>
+        <w:t>fstream</w:t>
+      </w:r>
+      <w:proofErr w:type="spellEnd"/>
+      <w:r>
+        <w:rPr>
+          <w:sz w:val="28"/>
+          <w:szCs w:val="28"/>
+        </w:rPr>
+        <w:t>&gt;</w:t>
+      </w:r>
+    </w:p>
+    <w:p>
+      <w:pPr>
+        <w:ind w:left="1440"/>
+        <w:rPr>
+          <w:sz w:val="28"/>
+          <w:szCs w:val="28"/>
+        </w:rPr>
+      </w:pPr>
+      <w:r>
+        <w:rPr>
+          <w:sz w:val="28"/>
+          <w:szCs w:val="28"/>
+        </w:rPr>
+        <w:t>using namespace std;</w:t>
+      </w:r>
+    </w:p>
+    <w:p>
+      <w:pPr>
+        <w:ind w:left="1440"/>
+        <w:rPr>
+          <w:sz w:val="28"/>
+          <w:szCs w:val="28"/>
+        </w:rPr>
+      </w:pPr>
+      <w:r>
+        <w:rPr>
+          <w:sz w:val="28"/>
+          <w:szCs w:val="28"/>
+        </w:rPr>
+        <w:t>int main()</w:t>
+      </w:r>
+    </w:p>
+    <w:p>
+      <w:pPr>
+        <w:ind w:left="1440"/>
+        <w:rPr>
+          <w:sz w:val="28"/>
+          <w:szCs w:val="28"/>
+        </w:rPr>
+      </w:pPr>
+      <w:r>
+        <w:rPr>
+          <w:sz w:val="28"/>
+          <w:szCs w:val="28"/>
+        </w:rPr>
+        <w:t>{</w:t>
+      </w:r>
+    </w:p>
+    <w:p>
+      <w:pPr>
+        <w:ind w:left="1440"/>
+        <w:rPr>
+          <w:sz w:val="28"/>
+          <w:szCs w:val="28"/>
+        </w:rPr>
+      </w:pPr>
+      <w:r>
+        <w:rPr>
+          <w:sz w:val="28"/>
+          <w:szCs w:val="28"/>
+        </w:rPr>
+        <w:t xml:space="preserve">    </w:t>
+      </w:r>
+      <w:proofErr w:type="spellStart"/>
+      <w:r>
+        <w:rPr>
+          <w:sz w:val="28"/>
+          <w:szCs w:val="28"/>
+        </w:rPr>
+        <w:t>ifstream</w:t>
+      </w:r>
+      <w:proofErr w:type="spellEnd"/>
+      <w:r>
+        <w:rPr>
+          <w:sz w:val="28"/>
+          <w:szCs w:val="28"/>
+        </w:rPr>
+        <w:t xml:space="preserve"> file("insta_followers.txt");</w:t>
+      </w:r>
+    </w:p>
+    <w:p>
+      <w:pPr>
+        <w:ind w:left="1440"/>
+        <w:rPr>
+          <w:sz w:val="28"/>
+          <w:szCs w:val="28"/>
+        </w:rPr>
+      </w:pPr>
+      <w:r>
+        <w:rPr>
+          <w:sz w:val="28"/>
+          <w:szCs w:val="28"/>
+        </w:rPr>
+        <w:t xml:space="preserve">    string username;</w:t>
+      </w:r>
+    </w:p>
+    <w:p>
+      <w:pPr>
+        <w:ind w:left="1440"/>
+        <w:rPr>
+          <w:sz w:val="28"/>
+          <w:szCs w:val="28"/>
+        </w:rPr>
+      </w:pPr>
+      <w:r>
+        <w:rPr>
+          <w:sz w:val="28"/>
+          <w:szCs w:val="28"/>
+        </w:rPr>
+        <w:t xml:space="preserve">    int count = 0;</w:t>
+      </w:r>
+    </w:p>
+    <w:p>
+      <w:pPr>
+        <w:ind w:left="1440"/>
+        <w:rPr>
+          <w:sz w:val="28"/>
+          <w:szCs w:val="28"/>
+        </w:rPr>
+      </w:pPr>
+      <w:r>
+        <w:rPr>
+          <w:sz w:val="28"/>
+          <w:szCs w:val="28"/>
+        </w:rPr>
+        <w:t xml:space="preserve">    while (</w:t>
+      </w:r>
+      <w:proofErr w:type="spellStart"/>
+      <w:r>
+        <w:rPr>
+          <w:sz w:val="28"/>
+          <w:szCs w:val="28"/>
+        </w:rPr>
+        <w:t>getline</w:t>
+      </w:r>
+      <w:proofErr w:type="spellEnd"/>
+      <w:r>
+        <w:rPr>
+          <w:sz w:val="28"/>
+          <w:szCs w:val="28"/>
+        </w:rPr>
+        <w:t>(file, username))</w:t>
+      </w:r>
+    </w:p>
+    <w:p>
+      <w:pPr>
+        <w:ind w:left="1440"/>
+        <w:rPr>
+          <w:sz w:val="28"/>
+          <w:szCs w:val="28"/>
+        </w:rPr>
+      </w:pPr>
+      <w:r>
+        <w:rPr>
+          <w:sz w:val="28"/>
+          <w:szCs w:val="28"/>
+        </w:rPr>
+        <w:t xml:space="preserve">    {</w:t>
+      </w:r>
+    </w:p>
+    <w:p>
+      <w:pPr>
+        <w:ind w:left="1440"/>
+        <w:rPr>
+          <w:sz w:val="28"/>
+          <w:szCs w:val="28"/>
+        </w:rPr>
+      </w:pPr>
+      <w:r>
+        <w:rPr>
+          <w:sz w:val="28"/>
+          <w:szCs w:val="28"/>
+        </w:rPr>
+        <w:t xml:space="preserve">        count++;</w:t>
+      </w:r>
+    </w:p>
+    <w:p>
+      <w:pPr>
+        <w:ind w:left="1440"/>
+        <w:rPr>
+          <w:sz w:val="28"/>
+          <w:szCs w:val="28"/>
+        </w:rPr>
+      </w:pPr>
+      <w:r>
+        <w:rPr>
+          <w:sz w:val="28"/>
+          <w:szCs w:val="28"/>
+        </w:rPr>
+        <w:lastRenderedPageBreak/>
+        <w:t xml:space="preserve">    }</w:t>
+      </w:r>
+    </w:p>
+    <w:p>
+      <w:pPr>
+        <w:ind w:left="1440"/>
+        <w:rPr>
+          <w:sz w:val="28"/>
+          <w:szCs w:val="28"/>
+        </w:rPr>
+      </w:pPr>
+    </w:p>
+    <w:p>
+      <w:pPr>
+        <w:ind w:left="1440"/>
+        <w:rPr>
+          <w:sz w:val="28"/>
+          <w:szCs w:val="28"/>
+        </w:rPr>
+      </w:pPr>
+      <w:r>
+        <w:rPr>
+          <w:sz w:val="28"/>
+          <w:szCs w:val="28"/>
+        </w:rPr>
+        <w:t xml:space="preserve">    </w:t>
+      </w:r>
+      <w:proofErr w:type="spellStart"/>
+      <w:r>
+        <w:rPr>
+          <w:sz w:val="28"/>
+          <w:szCs w:val="28"/>
+        </w:rPr>
+        <w:t>file.close</w:t>
+      </w:r>
+      <w:proofErr w:type="spellEnd"/>
+      <w:r>
+        <w:rPr>
+          <w:sz w:val="28"/>
+          <w:szCs w:val="28"/>
+        </w:rPr>
+        <w:t>();</w:t>
+      </w:r>
+    </w:p>
+    <w:p>
+      <w:pPr>
+        <w:ind w:left="1440"/>
+        <w:rPr>
+          <w:sz w:val="28"/>
+          <w:szCs w:val="28"/>
+        </w:rPr>
+      </w:pPr>
+      <w:r>
+        <w:rPr>
+          <w:sz w:val="28"/>
+          <w:szCs w:val="28"/>
+        </w:rPr>
+        <w:t xml:space="preserve">    </w:t>
+      </w:r>
+      <w:proofErr w:type="spellStart"/>
+      <w:r>
+        <w:rPr>
+          <w:sz w:val="28"/>
+          <w:szCs w:val="28"/>
+        </w:rPr>
+        <w:t>cout</w:t>
+      </w:r>
+      <w:proofErr w:type="spellEnd"/>
+      <w:r>
+        <w:rPr>
+          <w:sz w:val="28"/>
+          <w:szCs w:val="28"/>
+        </w:rPr>
+        <w:t xml:space="preserve"> &lt;&lt; "Total followers: " &lt;&lt; count &lt;&lt; </w:t>
+      </w:r>
+      <w:proofErr w:type="spellStart"/>
+      <w:r>
+        <w:rPr>
+          <w:sz w:val="28"/>
+          <w:szCs w:val="28"/>
+        </w:rPr>
+        <w:t>endl</w:t>
+      </w:r>
+      <w:proofErr w:type="spellEnd"/>
+      <w:r>
+        <w:rPr>
+          <w:sz w:val="28"/>
+          <w:szCs w:val="28"/>
+        </w:rPr>
+        <w:t>;</w:t>
+      </w:r>
+    </w:p>
+    <w:p>
+      <w:pPr>
+        <w:ind w:left="1440"/>
+        <w:rPr>
+          <w:sz w:val="28"/>
+          <w:szCs w:val="28"/>
+        </w:rPr>
+      </w:pPr>
+      <w:r>
+        <w:rPr>
+          <w:sz w:val="28"/>
+          <w:szCs w:val="28"/>
+        </w:rPr>
+        <w:t xml:space="preserve">    return 0;</w:t>
+      </w:r>
+    </w:p>
+    <w:p>
+      <w:pPr>
+        <w:ind w:left="1440"/>
+        <w:rPr>
+          <w:sz w:val="28"/>
+          <w:szCs w:val="28"/>
+        </w:rPr>
+      </w:pPr>
+      <w:r>
+        <w:rPr>
+          <w:sz w:val="28"/>
+          <w:szCs w:val="28"/>
+        </w:rPr>
+        <w:t>}</w:t>
       </w:r>
     </w:p>
     <w:p>
@@ -1017,6 +3130,7 @@
   <w:style w:type="character" w:default="1" w:styleId="DefaultParagraphFont">
     <w:name w:val="Default Paragraph Font"/>
     <w:uiPriority w:val="1"/>
+    <w:semiHidden/>
     <w:unhideWhenUsed/>
   </w:style>
   <w:style w:type="table" w:default="1" w:styleId="TableNormal">
